--- a/24bai70781_LAB-MST/24BAI70781_LAB-MST.docx
+++ b/24bai70781_LAB-MST/24BAI70781_LAB-MST.docx
@@ -305,6 +305,9 @@
         <w:ind w:left="-993"/>
       </w:pPr>
       <w:r>
+        <w:rPr>
+          <w:noProof/>
+        </w:rPr>
         <w:drawing>
           <wp:inline distT="0" distB="0" distL="0" distR="0" wp14:anchorId="7C8692CC" wp14:editId="51BA8CBA">
             <wp:extent cx="5296359" cy="1653683"/>
@@ -698,21 +701,7 @@
         <w:t>;</w:t>
       </w:r>
     </w:p>
-    <w:p>
-      <w:pPr>
-        <w:ind w:left="-993"/>
-      </w:pPr>
-    </w:p>
-    <w:p>
-      <w:pPr>
-        <w:ind w:left="-993"/>
-      </w:pPr>
-    </w:p>
-    <w:p>
-      <w:pPr>
-        <w:ind w:left="-993"/>
-      </w:pPr>
-    </w:p>
+    <w:p/>
     <w:p>
       <w:pPr>
         <w:ind w:left="-993"/>
@@ -752,7 +741,6 @@
         <w:ind w:left="-993"/>
       </w:pPr>
       <w:r>
-        <w:lastRenderedPageBreak/>
         <w:t>FOR EACH ROW</w:t>
       </w:r>
     </w:p>
@@ -780,21 +768,7 @@
         <w:t>);</w:t>
       </w:r>
     </w:p>
-    <w:p>
-      <w:pPr>
-        <w:ind w:left="-993"/>
-      </w:pPr>
-    </w:p>
-    <w:p>
-      <w:pPr>
-        <w:ind w:left="-993"/>
-      </w:pPr>
-    </w:p>
-    <w:p>
-      <w:pPr>
-        <w:ind w:left="-993"/>
-      </w:pPr>
-    </w:p>
+    <w:p/>
     <w:p>
       <w:pPr>
         <w:ind w:left="-993"/>
@@ -816,21 +790,7 @@
         <w:t>VALUES (3, 'Aman', 60000);</w:t>
       </w:r>
     </w:p>
-    <w:p>
-      <w:pPr>
-        <w:ind w:left="-993"/>
-      </w:pPr>
-    </w:p>
-    <w:p>
-      <w:pPr>
-        <w:ind w:left="-993"/>
-      </w:pPr>
-    </w:p>
-    <w:p>
-      <w:pPr>
-        <w:ind w:left="-993"/>
-      </w:pPr>
-    </w:p>
+    <w:p/>
     <w:p>
       <w:pPr>
         <w:ind w:left="-993"/>
@@ -860,21 +820,7 @@
         <w:t xml:space="preserve"> = 1;</w:t>
       </w:r>
     </w:p>
-    <w:p>
-      <w:pPr>
-        <w:ind w:left="-993"/>
-      </w:pPr>
-    </w:p>
-    <w:p>
-      <w:pPr>
-        <w:ind w:left="-993"/>
-      </w:pPr>
-    </w:p>
-    <w:p>
-      <w:pPr>
-        <w:ind w:left="-993"/>
-      </w:pPr>
-    </w:p>
+    <w:p/>
     <w:p>
       <w:pPr>
         <w:ind w:left="-993"/>
@@ -917,6 +863,9 @@
         <w:ind w:left="-993"/>
       </w:pPr>
       <w:r>
+        <w:rPr>
+          <w:noProof/>
+        </w:rPr>
         <w:drawing>
           <wp:inline distT="0" distB="0" distL="0" distR="0" wp14:anchorId="6E6FD3D7" wp14:editId="0261A783">
             <wp:extent cx="6407727" cy="1398905"/>
